--- a/templates/prize_money_receipt/template.docx
+++ b/templates/prize_money_receipt/template.docx
@@ -380,7 +380,7 @@
           <w:rFonts w:ascii="Times New Roman" w:hAnsi="Times New Roman"/>
           <w:sz w:val="19"/>
         </w:rPr>
-        <w:t>Chairman, ACM Student Chapter SVNIT</w:t>
+        <w:t>Chairman, {{ club_name }}</w:t>
       </w:r>
     </w:p>
     <w:sectPr>

--- a/templates/prize_money_receipt/template.docx
+++ b/templates/prize_money_receipt/template.docx
@@ -404,7 +404,7 @@
     <w:r>
       <w:drawing>
         <wp:inline xmlns:a="http://schemas.openxmlformats.org/drawingml/2006/main" xmlns:pic="http://schemas.openxmlformats.org/drawingml/2006/picture">
-          <wp:extent cx="6217920" cy="1162415"/>
+          <wp:extent cx="6217920" cy="848563"/>
           <wp:docPr id="1" name="Picture 1"/>
           <wp:cNvGraphicFramePr>
             <a:graphicFrameLocks noChangeAspect="1"/>
@@ -413,7 +413,7 @@
             <a:graphicData uri="http://schemas.openxmlformats.org/drawingml/2006/picture">
               <pic:pic>
                 <pic:nvPicPr>
-                  <pic:cNvPr id="0" name="clean_svnit_prize_header.png"/>
+                  <pic:cNvPr id="0" name="club_banner_placeholder.png"/>
                   <pic:cNvPicPr/>
                 </pic:nvPicPr>
                 <pic:blipFill>
@@ -425,7 +425,7 @@
                 <pic:spPr>
                   <a:xfrm>
                     <a:off x="0" y="0"/>
-                    <a:ext cx="6217920" cy="1162415"/>
+                    <a:ext cx="6217920" cy="848563"/>
                   </a:xfrm>
                   <a:prstGeom prst="rect"/>
                 </pic:spPr>
